--- a/courts/eighth-circuit/north-dakota/state/supreme-court/answering-brief/usage/OUTPUT-answering-brief.docx
+++ b/courts/eighth-circuit/north-dakota/state/supreme-court/answering-brief/usage/OUTPUT-answering-brief.docx
@@ -6169,7 +6169,7 @@
         <w:t xml:space="preserve"> </w:t>
       </w:r>
       <w:r>
-        <w:t xml:space="preserve">“not reweigh or reevaluate the evidence . . . [or] function as a super board and second guess the PSC’s findings.”</w:t>
+        <w:t xml:space="preserve">“not reweigh or reevaluate the evidence ⁠. ⁠. ⁠. [or] function as a super board and second guess the PSC’s findings.”</w:t>
       </w:r>
       <w:r>
         <w:t xml:space="preserve"> </w:t>
@@ -7498,7 +7498,7 @@
         <w:t xml:space="preserve"> </w:t>
       </w:r>
       <w:r>
-        <w:t xml:space="preserve">“[a]n electric public utility may not begin construction or operation of a public utility or system . . . without first obtaining from the commission a certificate that public convenience and necessity require or will require the construction and operation.”</w:t>
+        <w:t xml:space="preserve">“[a]n electric public utility may not begin construction or operation of a public utility or system ⁠. ⁠. ⁠. without first obtaining from the commission a certificate that public convenience and necessity require or will require the construction and operation.”</w:t>
       </w:r>
       <w:r>
         <w:t xml:space="preserve"> </w:t>

--- a/courts/eighth-circuit/north-dakota/state/supreme-court/answering-brief/usage/OUTPUT-answering-brief.docx
+++ b/courts/eighth-circuit/north-dakota/state/supreme-court/answering-brief/usage/OUTPUT-answering-brief.docx
@@ -223,11 +223,7 @@
           <w:b/>
           <w:bCs/>
         </w:rPr>
-        <w:t xml:space="preserve">08</w:t>
-        <w:noBreakHyphen/>
-        <w:t xml:space="preserve">2025-CV</w:t>
-        <w:noBreakHyphen/>
-        <w:t xml:space="preserve">0268</w:t>
+        <w:t xml:space="preserve">08-⁠2025-CV-⁠0268</w:t>
       </w:r>
     </w:p>
     <w:p>
@@ -1383,9 +1379,7 @@
               <w:t xml:space="preserve"> </w:t>
             </w:r>
             <w:r>
-              <w:t xml:space="preserve">58502</w:t>
-              <w:noBreakHyphen/>
-              <w:t xml:space="preserve">0400</w:t>
+              <w:t xml:space="preserve">58502-⁠0400</w:t>
             </w:r>
           </w:p>
           <w:p>
@@ -1401,9 +1395,7 @@
               <w:t xml:space="preserve"> </w:t>
             </w:r>
             <w:r>
-              <w:t xml:space="preserve">223</w:t>
-              <w:noBreakHyphen/>
-              <w:t xml:space="preserve">2890,</w:t>
+              <w:t xml:space="preserve">223-⁠2890,</w:t>
             </w:r>
             <w:r>
               <w:t xml:space="preserve"> </w:t>
@@ -4868,13 +4860,7 @@
         <w:t xml:space="preserve"> </w:t>
       </w:r>
       <w:r>
-        <w:t xml:space="preserve">69</w:t>
-        <w:noBreakHyphen/>
-        <w:t xml:space="preserve">02</w:t>
-        <w:noBreakHyphen/>
-        <w:t xml:space="preserve">02</w:t>
-        <w:noBreakHyphen/>
-        <w:t xml:space="preserve">05</w:t>
+        <w:t xml:space="preserve">69-⁠02-⁠02-⁠05</w:t>
       </w:r>
       <w:r>
         <w:t xml:space="preserve">   </w:t>
@@ -4908,9 +4894,7 @@
         <w:t xml:space="preserve"> </w:t>
       </w:r>
       <w:r>
-        <w:t xml:space="preserve">49</w:t>
-        <w:noBreakHyphen/>
-        <w:t xml:space="preserve">03</w:t>
+        <w:t xml:space="preserve">49-⁠03</w:t>
       </w:r>
       <w:r>
         <w:t xml:space="preserve">   </w:t>
@@ -4944,9 +4928,7 @@
         <w:t xml:space="preserve"> </w:t>
       </w:r>
       <w:r>
-        <w:t xml:space="preserve">49</w:t>
-        <w:noBreakHyphen/>
-        <w:t xml:space="preserve">22</w:t>
+        <w:t xml:space="preserve">49-⁠22</w:t>
       </w:r>
       <w:r>
         <w:t xml:space="preserve">   </w:t>
@@ -4980,11 +4962,7 @@
         <w:t xml:space="preserve"> </w:t>
       </w:r>
       <w:r>
-        <w:t xml:space="preserve">28</w:t>
-        <w:noBreakHyphen/>
-        <w:t xml:space="preserve">32</w:t>
-        <w:noBreakHyphen/>
-        <w:t xml:space="preserve">22</w:t>
+        <w:t xml:space="preserve">28-⁠32-⁠22</w:t>
       </w:r>
       <w:r>
         <w:t xml:space="preserve">   </w:t>
@@ -5018,11 +4996,7 @@
         <w:t xml:space="preserve"> </w:t>
       </w:r>
       <w:r>
-        <w:t xml:space="preserve">28</w:t>
-        <w:noBreakHyphen/>
-        <w:t xml:space="preserve">32</w:t>
-        <w:noBreakHyphen/>
-        <w:t xml:space="preserve">39</w:t>
+        <w:t xml:space="preserve">28-⁠32-⁠39</w:t>
       </w:r>
       <w:r>
         <w:t xml:space="preserve">   </w:t>
@@ -5056,11 +5030,7 @@
         <w:t xml:space="preserve"> </w:t>
       </w:r>
       <w:r>
-        <w:t xml:space="preserve">28</w:t>
-        <w:noBreakHyphen/>
-        <w:t xml:space="preserve">32</w:t>
-        <w:noBreakHyphen/>
-        <w:t xml:space="preserve">42</w:t>
+        <w:t xml:space="preserve">28-⁠32-⁠42</w:t>
       </w:r>
       <w:r>
         <w:t xml:space="preserve">   </w:t>
@@ -5094,11 +5064,7 @@
         <w:t xml:space="preserve"> </w:t>
       </w:r>
       <w:r>
-        <w:t xml:space="preserve">28</w:t>
-        <w:noBreakHyphen/>
-        <w:t xml:space="preserve">32</w:t>
-        <w:noBreakHyphen/>
-        <w:t xml:space="preserve">46</w:t>
+        <w:t xml:space="preserve">28-⁠32-⁠46</w:t>
       </w:r>
       <w:r>
         <w:t xml:space="preserve">   </w:t>
@@ -5132,11 +5098,7 @@
         <w:t xml:space="preserve"> </w:t>
       </w:r>
       <w:r>
-        <w:t xml:space="preserve">49</w:t>
-        <w:noBreakHyphen/>
-        <w:t xml:space="preserve">03</w:t>
-        <w:noBreakHyphen/>
-        <w:t xml:space="preserve">01</w:t>
+        <w:t xml:space="preserve">49-⁠03-⁠01</w:t>
       </w:r>
       <w:r>
         <w:t xml:space="preserve">   </w:t>
@@ -5170,11 +5132,7 @@
         <w:t xml:space="preserve"> </w:t>
       </w:r>
       <w:r>
-        <w:t xml:space="preserve">49</w:t>
-        <w:noBreakHyphen/>
-        <w:t xml:space="preserve">03</w:t>
-        <w:noBreakHyphen/>
-        <w:t xml:space="preserve">01.1</w:t>
+        <w:t xml:space="preserve">49-⁠03-⁠01.1</w:t>
       </w:r>
       <w:r>
         <w:t xml:space="preserve">   </w:t>
@@ -5208,11 +5166,7 @@
         <w:t xml:space="preserve"> </w:t>
       </w:r>
       <w:r>
-        <w:t xml:space="preserve">49</w:t>
-        <w:noBreakHyphen/>
-        <w:t xml:space="preserve">03</w:t>
-        <w:noBreakHyphen/>
-        <w:t xml:space="preserve">05</w:t>
+        <w:t xml:space="preserve">49-⁠03-⁠05</w:t>
       </w:r>
       <w:r>
         <w:t xml:space="preserve">   </w:t>
@@ -5437,13 +5391,7 @@
         <w:t xml:space="preserve"> </w:t>
       </w:r>
       <w:r>
-        <w:t xml:space="preserve">N.D.C.C. ch. 49</w:t>
-      </w:r>
-      <w:r>
-        <w:noBreakHyphen/>
-      </w:r>
-      <w:r>
-        <w:t xml:space="preserve">03.</w:t>
+        <w:t xml:space="preserve">N.D.C.C. ch. 49-⁠03.</w:t>
       </w:r>
       <w:r>
         <w:t xml:space="preserve"> </w:t>
@@ -5722,13 +5670,7 @@
         <w:t xml:space="preserve">“MDU”</w:t>
       </w:r>
       <w:r>
-        <w:t xml:space="preserve">) filed a joint application for a CPCN to construct, own, and operate 85 miles of new double circuit 345 kV electric transmission line from an existing Jamestown 345 kV Substation in Stutsman County to an existing 345 kV substation in Dickey County; it also sought substation expansions as a result of the project. R63). A notice of opportunity for hearing was served; it was published in numerous newspapers across the state, including the Dickey County Leader, Oakes Times, Kulm Messager, and LaMoure Chronicle. (R65</w:t>
-      </w:r>
-      <w:r>
-        <w:noBreakHyphen/>
-      </w:r>
-      <w:r>
-        <w:t xml:space="preserve">66). No requests for hearing were received, but an informal hearing was held by the PSC on July 8, 2024. (R70). At the hearing, OTP and MDU made an informal presentation to the PSC on the project, the first on August 19, 2024, and the second on October 17, 2024. (R71). Because there are three commissioners on the PSC, if one commissioner meets to discuss official Commission business with another commissioner, a quorum is established requiring a notice of a meeting. Work sessions are necessary for the Commission to discuss any business that is before it and is commonplace for the Commission. (R73, R77).</w:t>
+        <w:t xml:space="preserve">) filed a joint application for a CPCN to construct, own, and operate 85 miles of new double circuit 345 kV electric transmission line from an existing Jamestown 345 kV Substation in Stutsman County to an existing 345 kV substation in Dickey County; it also sought substation expansions as a result of the project. R63). A notice of opportunity for hearing was served; it was published in numerous newspapers across the state, including the Dickey County Leader, Oakes Times, Kulm Messager, and LaMoure Chronicle. (R65-⁠66). No requests for hearing were received, but an informal hearing was held by the PSC on July 8, 2024. (R70). At the hearing, OTP and MDU made an informal presentation to the PSC on the project, the first on August 19, 2024, and the second on October 17, 2024. (R71). Because there are three commissioners on the PSC, if one commissioner meets to discuss official Commission business with another commissioner, a quorum is established requiring a notice of a meeting. Work sessions are necessary for the Commission to discuss any business that is before it and is commonplace for the Commission. (R73, R77).</w:t>
       </w:r>
     </w:p>
     <w:p>
@@ -6343,25 +6285,13 @@
         <w:pStyle w:val="BodyText"/>
       </w:pPr>
       <w:r>
-        <w:t xml:space="preserve">[¶9] The Appellants challenge the Legislative Assembly’s authority granted to the Commission under N.D.C.C. ch. 49</w:t>
-      </w:r>
-      <w:r>
-        <w:noBreakHyphen/>
-      </w:r>
-      <w:r>
-        <w:t xml:space="preserve">03.</w:t>
-      </w:r>
-      <w:r>
-        <w:t xml:space="preserve"> </w:t>
-      </w:r>
-      <w:r>
-        <w:t xml:space="preserve">In essence, the Appellants claim that the Commission does not have authority under this chapter to issue a CPCN before a siting hearing occurs under N.D.C.C. Ch. 49</w:t>
-      </w:r>
-      <w:r>
-        <w:noBreakHyphen/>
-      </w:r>
-      <w:r>
-        <w:t xml:space="preserve">22.</w:t>
+        <w:t xml:space="preserve">[¶9] The Appellants challenge the Legislative Assembly’s authority granted to the Commission under N.D.C.C. ch. 49-⁠03.</w:t>
+      </w:r>
+      <w:r>
+        <w:t xml:space="preserve"> </w:t>
+      </w:r>
+      <w:r>
+        <w:t xml:space="preserve">In essence, the Appellants claim that the Commission does not have authority under this chapter to issue a CPCN before a siting hearing occurs under N.D.C.C. Ch. 49-⁠22.</w:t>
       </w:r>
       <w:r>
         <w:t xml:space="preserve"> </w:t>
@@ -6373,37 +6303,13 @@
         <w:t xml:space="preserve"> </w:t>
       </w:r>
       <w:r>
-        <w:t xml:space="preserve">“The Territorial Integrity Act was enacted by the Legislature in 1965. It amended § § 49</w:t>
-      </w:r>
-      <w:r>
-        <w:noBreakHyphen/>
-      </w:r>
-      <w:r>
-        <w:t xml:space="preserve">03</w:t>
-      </w:r>
-      <w:r>
-        <w:noBreakHyphen/>
-      </w:r>
-      <w:r>
-        <w:t xml:space="preserve">01</w:t>
-      </w:r>
-      <w:r>
-        <w:t xml:space="preserve"> </w:t>
-      </w:r>
-      <w:r>
-        <w:t xml:space="preserve">and 49</w:t>
-      </w:r>
-      <w:r>
-        <w:noBreakHyphen/>
-      </w:r>
-      <w:r>
-        <w:t xml:space="preserve">03</w:t>
-      </w:r>
-      <w:r>
-        <w:noBreakHyphen/>
-      </w:r>
-      <w:r>
-        <w:t xml:space="preserve">05,</w:t>
+        <w:t xml:space="preserve">“The Territorial Integrity Act was enacted by the Legislature in 1965. It amended § § 49-⁠03-⁠01</w:t>
+      </w:r>
+      <w:r>
+        <w:t xml:space="preserve"> </w:t>
+      </w:r>
+      <w:r>
+        <w:t xml:space="preserve">and 49-⁠03-⁠05,</w:t>
       </w:r>
       <w:r>
         <w:t xml:space="preserve"> </w:t>
@@ -6422,43 +6328,19 @@
         <w:t xml:space="preserve">Cass Cty. Elec. Coop. v. N States Power Co.</w:t>
       </w:r>
       <w:r>
-        <w:t xml:space="preserve">, 419 N.W.2d 181, 184</w:t>
-      </w:r>
-      <w:r>
-        <w:noBreakHyphen/>
-      </w:r>
-      <w:r>
-        <w:t xml:space="preserve">85 (N.D. 1988) (internal citations omitted) (emphasis added). There is no requirement in N.D.C.C. Ch. 49</w:t>
-      </w:r>
-      <w:r>
-        <w:noBreakHyphen/>
-      </w:r>
-      <w:r>
-        <w:t xml:space="preserve">03</w:t>
-      </w:r>
-      <w:r>
-        <w:t xml:space="preserve"> </w:t>
-      </w:r>
-      <w:r>
-        <w:t xml:space="preserve">or Ch. 49</w:t>
-      </w:r>
-      <w:r>
-        <w:noBreakHyphen/>
-      </w:r>
-      <w:r>
-        <w:t xml:space="preserve">22</w:t>
-      </w:r>
-      <w:r>
-        <w:t xml:space="preserve"> </w:t>
-      </w:r>
-      <w:r>
-        <w:t xml:space="preserve">that requires a utility to apply for a CPCN prior to seeking a certificate of site compatibility and route permit under N.D.C.C. Ch. 49</w:t>
-      </w:r>
-      <w:r>
-        <w:noBreakHyphen/>
-      </w:r>
-      <w:r>
-        <w:t xml:space="preserve">22.</w:t>
+        <w:t xml:space="preserve">, 419 N.W.2d 181, 184-⁠85 (N.D. 1988) (internal citations omitted) (emphasis added). There is no requirement in N.D.C.C. Ch. 49-⁠03</w:t>
+      </w:r>
+      <w:r>
+        <w:t xml:space="preserve"> </w:t>
+      </w:r>
+      <w:r>
+        <w:t xml:space="preserve">or Ch. 49-⁠22</w:t>
+      </w:r>
+      <w:r>
+        <w:t xml:space="preserve"> </w:t>
+      </w:r>
+      <w:r>
+        <w:t xml:space="preserve">that requires a utility to apply for a CPCN prior to seeking a certificate of site compatibility and route permit under N.D.C.C. Ch. 49-⁠22.</w:t>
       </w:r>
       <w:r>
         <w:t xml:space="preserve"> </w:t>
@@ -6696,19 +6578,7 @@
         <w:t xml:space="preserve"> </w:t>
       </w:r>
       <w:r>
-        <w:t xml:space="preserve">and ultimately that the district court lacked subject matter jurisdiction over the appeal of the Order, should be affirmed. (R146:4</w:t>
-      </w:r>
-      <w:r>
-        <w:noBreakHyphen/>
-      </w:r>
-      <w:r>
-        <w:t xml:space="preserve">8:¶¶16</w:t>
-      </w:r>
-      <w:r>
-        <w:noBreakHyphen/>
-      </w:r>
-      <w:r>
-        <w:t xml:space="preserve">36).</w:t>
+        <w:t xml:space="preserve">and ultimately that the district court lacked subject matter jurisdiction over the appeal of the Order, should be affirmed. (R146:4-⁠8:¶¶16-⁠36).</w:t>
       </w:r>
     </w:p>
     <w:p>
@@ -6875,25 +6745,7 @@
         <w:pStyle w:val="BodyText"/>
       </w:pPr>
       <w:r>
-        <w:t xml:space="preserve">N.D. Admin. Code 69</w:t>
-      </w:r>
-      <w:r>
-        <w:noBreakHyphen/>
-      </w:r>
-      <w:r>
-        <w:t xml:space="preserve">02</w:t>
-      </w:r>
-      <w:r>
-        <w:noBreakHyphen/>
-      </w:r>
-      <w:r>
-        <w:t xml:space="preserve">02</w:t>
-      </w:r>
-      <w:r>
-        <w:noBreakHyphen/>
-      </w:r>
-      <w:r>
-        <w:t xml:space="preserve">05</w:t>
+        <w:t xml:space="preserve">N.D. Admin. Code 69-⁠02-⁠02-⁠05</w:t>
       </w:r>
       <w:r>
         <w:t xml:space="preserve"> </w:t>
@@ -7408,37 +7260,13 @@
         <w:t xml:space="preserve">“TIA”</w:t>
       </w:r>
       <w:r>
-        <w:t xml:space="preserve">) requires a public utility, before extending its service lines outside of the corporate limits of a municipality, to obtain a certificate that public convenience and necessity require such extension. N.D.C.C. § § 49</w:t>
-      </w:r>
-      <w:r>
-        <w:noBreakHyphen/>
-      </w:r>
-      <w:r>
-        <w:t xml:space="preserve">03</w:t>
-      </w:r>
-      <w:r>
-        <w:noBreakHyphen/>
-      </w:r>
-      <w:r>
-        <w:t xml:space="preserve">01,</w:t>
-      </w:r>
-      <w:r>
-        <w:t xml:space="preserve"> </w:t>
-      </w:r>
-      <w:r>
-        <w:t xml:space="preserve">49</w:t>
-      </w:r>
-      <w:r>
-        <w:noBreakHyphen/>
-      </w:r>
-      <w:r>
-        <w:t xml:space="preserve">03</w:t>
-      </w:r>
-      <w:r>
-        <w:noBreakHyphen/>
-      </w:r>
-      <w:r>
-        <w:t xml:space="preserve">01.1;</w:t>
+        <w:t xml:space="preserve">) requires a public utility, before extending its service lines outside of the corporate limits of a municipality, to obtain a certificate that public convenience and necessity require such extension. N.D.C.C. § § 49-⁠03-⁠01,</w:t>
+      </w:r>
+      <w:r>
+        <w:t xml:space="preserve"> </w:t>
+      </w:r>
+      <w:r>
+        <w:t xml:space="preserve">49-⁠03-⁠01.1;</w:t>
       </w:r>
       <w:r>
         <w:t xml:space="preserve"> </w:t>
@@ -7583,13 +7411,7 @@
         <w:t xml:space="preserve">Northern States</w:t>
       </w:r>
       <w:r>
-        <w:t xml:space="preserve">, 452 N.W.2d at 344</w:t>
-      </w:r>
-      <w:r>
-        <w:noBreakHyphen/>
-      </w:r>
-      <w:r>
-        <w:t xml:space="preserve">45.</w:t>
+        <w:t xml:space="preserve">, 452 N.W.2d at 344-⁠45.</w:t>
       </w:r>
     </w:p>
     <w:p>
@@ -7627,13 +7449,7 @@
         <w:t xml:space="preserve"> </w:t>
       </w:r>
       <w:r>
-        <w:t xml:space="preserve">(R79 (Certificate Numbers 5998 and 5999)). In other words, the utilities must receive any local permits needed. Further, the utilities cannot construct anything until their site compatibility and route permit application is reviewed by the Commission under N.D.C.C. ch. 49</w:t>
-      </w:r>
-      <w:r>
-        <w:noBreakHyphen/>
-      </w:r>
-      <w:r>
-        <w:t xml:space="preserve">22.</w:t>
+        <w:t xml:space="preserve">(R79 (Certificate Numbers 5998 and 5999)). In other words, the utilities must receive any local permits needed. Further, the utilities cannot construct anything until their site compatibility and route permit application is reviewed by the Commission under N.D.C.C. ch. 49-⁠22.</w:t>
       </w:r>
     </w:p>
     <w:p>
@@ -7649,73 +7465,37 @@
         <w:pStyle w:val="BodyText"/>
       </w:pPr>
       <w:r>
-        <w:t xml:space="preserve">[¶24] On appeal, Appellants seem more intent on attacking an entirely separate proceeding than the issuance of the CPCN under N.D.C.C. ch. 49</w:t>
-      </w:r>
-      <w:r>
-        <w:noBreakHyphen/>
-      </w:r>
-      <w:r>
-        <w:t xml:space="preserve">03.</w:t>
-      </w:r>
-      <w:r>
-        <w:t xml:space="preserve"> </w:t>
-      </w:r>
-      <w:r>
-        <w:t xml:space="preserve">Appellants attempt to frame issues that can be, and should be, argued in the wholly separate siting case under N.D.C.C. ch. 49</w:t>
-      </w:r>
-      <w:r>
-        <w:noBreakHyphen/>
-      </w:r>
-      <w:r>
-        <w:t xml:space="preserve">22.</w:t>
-      </w:r>
-      <w:r>
-        <w:t xml:space="preserve"> </w:t>
-      </w:r>
-      <w:r>
-        <w:t xml:space="preserve">That application process is proceeding before the Commission. It is a process that is found in an entirely different chapter of our Century Code than the process that has been determined under N.D.C.C. ch. 49</w:t>
-      </w:r>
-      <w:r>
-        <w:noBreakHyphen/>
-      </w:r>
-      <w:r>
-        <w:t xml:space="preserve">03.</w:t>
-      </w:r>
-      <w:r>
-        <w:t xml:space="preserve"> </w:t>
-      </w:r>
-      <w:r>
-        <w:t xml:space="preserve">Appellants attempt to resurrect opposition to the CPCN application under N.D.C.C. ch. 49</w:t>
-      </w:r>
-      <w:r>
-        <w:noBreakHyphen/>
-      </w:r>
-      <w:r>
-        <w:t xml:space="preserve">03,</w:t>
-      </w:r>
-      <w:r>
-        <w:t xml:space="preserve"> </w:t>
-      </w:r>
-      <w:r>
-        <w:t xml:space="preserve">on the basis that it impacts their apparent opposition to the siting case under N.D.C.C. ch. 49</w:t>
-      </w:r>
-      <w:r>
-        <w:noBreakHyphen/>
-      </w:r>
-      <w:r>
-        <w:t xml:space="preserve">22,</w:t>
-      </w:r>
-      <w:r>
-        <w:t xml:space="preserve"> </w:t>
-      </w:r>
-      <w:r>
-        <w:t xml:space="preserve">must be rejected. Primarily because the Commission’s procedural and substantive requirements have been complied with by MDU and OTP. And if our statutes are to mean anything, if they are followed, then they ought to be enforced. Nothing precluded Appellants from intervening and arguing what they believe is appropriate in the proceedings the Commission held under N.D.C.C. ch. 49</w:t>
-      </w:r>
-      <w:r>
-        <w:noBreakHyphen/>
-      </w:r>
-      <w:r>
-        <w:t xml:space="preserve">22.</w:t>
+        <w:t xml:space="preserve">[¶24] On appeal, Appellants seem more intent on attacking an entirely separate proceeding than the issuance of the CPCN under N.D.C.C. ch. 49-⁠03.</w:t>
+      </w:r>
+      <w:r>
+        <w:t xml:space="preserve"> </w:t>
+      </w:r>
+      <w:r>
+        <w:t xml:space="preserve">Appellants attempt to frame issues that can be, and should be, argued in the wholly separate siting case under N.D.C.C. ch. 49-⁠22.</w:t>
+      </w:r>
+      <w:r>
+        <w:t xml:space="preserve"> </w:t>
+      </w:r>
+      <w:r>
+        <w:t xml:space="preserve">That application process is proceeding before the Commission. It is a process that is found in an entirely different chapter of our Century Code than the process that has been determined under N.D.C.C. ch. 49-⁠03.</w:t>
+      </w:r>
+      <w:r>
+        <w:t xml:space="preserve"> </w:t>
+      </w:r>
+      <w:r>
+        <w:t xml:space="preserve">Appellants attempt to resurrect opposition to the CPCN application under N.D.C.C. ch. 49-⁠03,</w:t>
+      </w:r>
+      <w:r>
+        <w:t xml:space="preserve"> </w:t>
+      </w:r>
+      <w:r>
+        <w:t xml:space="preserve">on the basis that it impacts their apparent opposition to the siting case under N.D.C.C. ch. 49-⁠22,</w:t>
+      </w:r>
+      <w:r>
+        <w:t xml:space="preserve"> </w:t>
+      </w:r>
+      <w:r>
+        <w:t xml:space="preserve">must be rejected. Primarily because the Commission’s procedural and substantive requirements have been complied with by MDU and OTP. And if our statutes are to mean anything, if they are followed, then they ought to be enforced. Nothing precluded Appellants from intervening and arguing what they believe is appropriate in the proceedings the Commission held under N.D.C.C. ch. 49-⁠22.</w:t>
       </w:r>
     </w:p>
     <w:p>
@@ -7770,13 +7550,7 @@
         <w:t xml:space="preserve">Electric Coop., Inc. v. Elkin</w:t>
       </w:r>
       <w:r>
-        <w:t xml:space="preserve">, 224 N.W.2d 785, 792 (N.D. 1974). The MDU and OTP line extension has been determined by the Commission, the body our Legislative Assembly has determined makes this decision, to satisfy the requirements under N.D.C.C. ch. 49</w:t>
-      </w:r>
-      <w:r>
-        <w:noBreakHyphen/>
-      </w:r>
-      <w:r>
-        <w:t xml:space="preserve">03.</w:t>
+        <w:t xml:space="preserve">, 224 N.W.2d 785, 792 (N.D. 1974). The MDU and OTP line extension has been determined by the Commission, the body our Legislative Assembly has determined makes this decision, to satisfy the requirements under N.D.C.C. ch. 49-⁠03.</w:t>
       </w:r>
       <w:r>
         <w:t xml:space="preserve"> </w:t>
@@ -7949,31 +7723,13 @@
         <w:br/>
       </w:r>
       <w:r>
-        <w:t xml:space="preserve">Bismarck, ND 58502</w:t>
-      </w:r>
-      <w:r>
-        <w:noBreakHyphen/>
-      </w:r>
-      <w:r>
-        <w:t xml:space="preserve">0400</w:t>
+        <w:t xml:space="preserve">Bismarck, ND 58502-⁠0400</w:t>
       </w:r>
       <w:r>
         <w:br/>
       </w:r>
       <w:r>
-        <w:t xml:space="preserve">Phone: 701</w:t>
-      </w:r>
-      <w:r>
-        <w:noBreakHyphen/>
-      </w:r>
-      <w:r>
-        <w:t xml:space="preserve">223</w:t>
-      </w:r>
-      <w:r>
-        <w:noBreakHyphen/>
-      </w:r>
-      <w:r>
-        <w:t xml:space="preserve">2890</w:t>
+        <w:t xml:space="preserve">Phone: 701-⁠223-⁠2890</w:t>
       </w:r>
       <w:r>
         <w:br/>
@@ -8788,7 +8544,7 @@
     <w:qFormat/>
     <w:pPr>
       <w:keepLines/>
-      <w:spacing w:before="0" w:after="140" w:line="552" w:lineRule="exact"/>
+      <w:spacing w:before="46" w:after="140" w:line="552" w:lineRule="exact"/>
     </w:pPr>
     <w:rPr>
       <w:sz w:val="24"/>
